--- a/PlastiBioFuel/Funding_Loop/2026-08-22_DOE_SBIR-STTR_FY26-Phase-I-Genesis-Mission/01_Opportunity_Brief.docx
+++ b/PlastiBioFuel/Funding_Loop/2026-08-22_DOE_SBIR-STTR_FY26-Phase-I-Genesis-Mission/01_Opportunity_Brief.docx
@@ -2,40 +2,14 @@
 <file path=word/document.xml><?xml version="1.0" encoding="utf-8"?>
 <w:document xmlns:wpc="http://schemas.microsoft.com/office/word/2010/wordprocessingCanvas" xmlns:mo="http://schemas.microsoft.com/office/mac/office/2008/main" xmlns:mc="http://schemas.openxmlformats.org/markup-compatibility/2006" xmlns:mv="urn:schemas-microsoft-com:mac:vml" xmlns:o="urn:schemas-microsoft-com:office:office" xmlns:r="http://schemas.openxmlformats.org/officeDocument/2006/relationships" xmlns:m="http://schemas.openxmlformats.org/officeDocument/2006/math" xmlns:v="urn:schemas-microsoft-com:vml" xmlns:wp14="http://schemas.microsoft.com/office/word/2010/wordprocessingDrawing" xmlns:wp="http://schemas.openxmlformats.org/drawingml/2006/wordprocessingDrawing" xmlns:w10="urn:schemas-microsoft-com:office:word" xmlns:w="http://schemas.openxmlformats.org/wordprocessingml/2006/main" xmlns:w14="http://schemas.microsoft.com/office/word/2010/wordml" xmlns:wpg="http://schemas.microsoft.com/office/word/2010/wordprocessingGroup" xmlns:wpi="http://schemas.microsoft.com/office/word/2010/wordprocessingInk" xmlns:wne="http://schemas.microsoft.com/office/word/2006/wordml" xmlns:wps="http://schemas.microsoft.com/office/word/2010/wordprocessingShape" mc:Ignorable="w14 wp14">
   <w:body>
-    <w:p>
-      <w:pPr>
-        <w:spacing w:after="40"/>
-      </w:pPr>
-      <w:r>
-        <w:rPr>
-          <w:rFonts w:ascii="Calibri" w:hAnsi="Calibri" w:cs="Calibri" w:eastAsia="Calibri"/>
-          <w:b/>
-          <w:color w:val="045AA9"/>
-          <w:sz w:val="40"/>
-        </w:rPr>
-        <w:t>Opportunity Brief</w:t>
-      </w:r>
-    </w:p>
-    <w:p>
-      <w:pPr>
-        <w:spacing w:after="240"/>
-      </w:pPr>
-      <w:r>
-        <w:rPr>
-          <w:rFonts w:ascii="Calibri" w:hAnsi="Calibri" w:cs="Calibri" w:eastAsia="Calibri"/>
-          <w:b/>
-          <w:color w:val="D50057"/>
-          <w:sz w:val="21"/>
-        </w:rPr>
-        <w:t>DOE SBIR/STTR FY26 Phase I, Genesis Mission | Pitch due September 10, 2026, 2:00 PM ET</w:t>
-      </w:r>
-    </w:p>
     <w:tbl>
       <w:tblPr>
         <w:tblW w:type="auto" w:w="0"/>
         <w:jc w:val="left"/>
-        <w:tblLayout w:type="autofit"/>
+        <w:tblLayout w:type="fixed"/>
         <w:tblLook w:firstColumn="1" w:firstRow="1" w:lastColumn="0" w:lastRow="0" w:noHBand="0" w:noVBand="1" w:val="04A0"/>
+        <w:tblInd w:w="-1440" w:type="dxa"/>
+        <w:tblLayout w:type="fixed"/>
       </w:tblPr>
       <w:tblGrid>
         <w:gridCol w:w="4680"/>
@@ -44,53 +18,616 @@
       <w:tr>
         <w:tc>
           <w:tcPr>
-            <w:tcW w:type="dxa" w:w="2088"/>
+            <w:tcW w:type="dxa" w:w="6120"/>
             <w:tcBorders>
-              <w:top w:val="single" w:sz="4" w:space="0" w:color="D9D9D9"/>
-              <w:left w:val="single" w:sz="4" w:space="0" w:color="D9D9D9"/>
-              <w:bottom w:val="single" w:sz="4" w:space="0" w:color="D9D9D9"/>
-              <w:right w:val="single" w:sz="4" w:space="0" w:color="D9D9D9"/>
+              <w:top w:val="nil"/>
+              <w:left w:val="nil"/>
+              <w:bottom w:val="nil"/>
+              <w:right w:val="nil"/>
             </w:tcBorders>
+            <w:tcMar>
+              <w:top w:w="0" w:type="dxa"/>
+              <w:start w:w="0" w:type="dxa"/>
+              <w:bottom w:w="0" w:type="dxa"/>
+              <w:end w:w="0" w:type="dxa"/>
+            </w:tcMar>
+            <w:shd w:val="clear" w:color="auto" w:fill="045AA9"/>
+            <w:tcMar>
+              <w:top w:w="140" w:type="dxa"/>
+              <w:start w:w="1440" w:type="dxa"/>
+              <w:bottom w:w="140" w:type="dxa"/>
+              <w:end w:w="0" w:type="dxa"/>
+            </w:tcMar>
           </w:tcPr>
           <w:p>
             <w:pPr>
-              <w:spacing w:after="40" w:before="40" w:line="264" w:lineRule="auto"/>
+              <w:spacing w:before="0" w:after="0" w:line="240" w:lineRule="auto"/>
             </w:pPr>
-            <w:r/>
             <w:r>
               <w:rPr>
-                <w:rFonts w:ascii="Calibri" w:hAnsi="Calibri" w:cs="Calibri" w:eastAsia="Calibri"/>
+                <w:rFonts w:ascii="Aptos Display" w:hAnsi="Aptos Display" w:cs="Aptos Display" w:eastAsia="Aptos Display"/>
                 <w:b/>
-                <w:color w:val="045AA9"/>
-                <w:sz w:val="20"/>
+                <w:i w:val="0"/>
+                <w:color w:val="FFFFFF"/>
+                <w:sz w:val="22"/>
+                <w:spacing w:val="36"/>
               </w:rPr>
-              <w:t>Field</w:t>
+              <w:t>PLASTIBIOFUEL</w:t>
             </w:r>
           </w:p>
         </w:tc>
         <w:tc>
           <w:tcPr>
-            <w:tcW w:type="dxa" w:w="7272"/>
+            <w:tcW w:type="dxa" w:w="6120"/>
             <w:tcBorders>
-              <w:top w:val="single" w:sz="4" w:space="0" w:color="D9D9D9"/>
-              <w:left w:val="single" w:sz="4" w:space="0" w:color="D9D9D9"/>
-              <w:bottom w:val="single" w:sz="4" w:space="0" w:color="D9D9D9"/>
-              <w:right w:val="single" w:sz="4" w:space="0" w:color="D9D9D9"/>
+              <w:top w:val="nil"/>
+              <w:left w:val="nil"/>
+              <w:bottom w:val="nil"/>
+              <w:right w:val="nil"/>
             </w:tcBorders>
+            <w:tcMar>
+              <w:top w:w="0" w:type="dxa"/>
+              <w:start w:w="0" w:type="dxa"/>
+              <w:bottom w:w="0" w:type="dxa"/>
+              <w:end w:w="0" w:type="dxa"/>
+            </w:tcMar>
+            <w:shd w:val="clear" w:color="auto" w:fill="045AA9"/>
+            <w:tcMar>
+              <w:top w:w="140" w:type="dxa"/>
+              <w:start w:w="0" w:type="dxa"/>
+              <w:bottom w:w="140" w:type="dxa"/>
+              <w:end w:w="1440" w:type="dxa"/>
+            </w:tcMar>
           </w:tcPr>
           <w:p>
             <w:pPr>
-              <w:spacing w:after="40" w:before="40" w:line="264" w:lineRule="auto"/>
+              <w:spacing w:before="0" w:after="0" w:line="240" w:lineRule="auto"/>
+              <w:jc w:val="right"/>
             </w:pPr>
-            <w:r/>
             <w:r>
               <w:rPr>
-                <w:rFonts w:ascii="Calibri" w:hAnsi="Calibri" w:cs="Calibri" w:eastAsia="Calibri"/>
+                <w:rFonts w:ascii="Aptos Display" w:hAnsi="Aptos Display" w:cs="Aptos Display" w:eastAsia="Aptos Display"/>
                 <w:b/>
+                <w:i w:val="0"/>
+                <w:color w:val="9EC8F0"/>
+                <w:sz w:val="16"/>
+                <w:spacing w:val="38"/>
+              </w:rPr>
+              <w:t>OPPORTUNITY BRIEF</w:t>
+            </w:r>
+          </w:p>
+        </w:tc>
+      </w:tr>
+    </w:tbl>
+    <w:tbl>
+      <w:tblPr>
+        <w:tblW w:type="auto" w:w="0"/>
+        <w:jc w:val="left"/>
+        <w:tblLayout w:type="fixed"/>
+        <w:tblLook w:firstColumn="1" w:firstRow="1" w:lastColumn="0" w:lastRow="0" w:noHBand="0" w:noVBand="1" w:val="04A0"/>
+        <w:tblInd w:w="-1440" w:type="dxa"/>
+        <w:tblLayout w:type="fixed"/>
+      </w:tblPr>
+      <w:tblGrid>
+        <w:gridCol w:w="9360"/>
+      </w:tblGrid>
+      <w:tr>
+        <w:tc>
+          <w:tcPr>
+            <w:tcW w:type="dxa" w:w="12240"/>
+            <w:tcBorders>
+              <w:top w:val="nil"/>
+              <w:left w:val="nil"/>
+              <w:bottom w:val="nil"/>
+              <w:right w:val="nil"/>
+            </w:tcBorders>
+            <w:tcMar>
+              <w:top w:w="0" w:type="dxa"/>
+              <w:start w:w="0" w:type="dxa"/>
+              <w:bottom w:w="0" w:type="dxa"/>
+              <w:end w:w="0" w:type="dxa"/>
+            </w:tcMar>
+            <w:shd w:val="clear" w:color="auto" w:fill="D50057"/>
+            <w:tcMar>
+              <w:top w:w="0" w:type="dxa"/>
+              <w:start w:w="0" w:type="dxa"/>
+              <w:bottom w:w="0" w:type="dxa"/>
+              <w:end w:w="0" w:type="dxa"/>
+            </w:tcMar>
+          </w:tcPr>
+          <w:p>
+            <w:pPr>
+              <w:spacing w:before="0" w:after="0" w:line="240" w:lineRule="auto"/>
+            </w:pPr>
+            <w:r>
+              <w:rPr>
+                <w:rFonts w:ascii="Aptos" w:hAnsi="Aptos" w:cs="Aptos" w:eastAsia="Aptos"/>
+                <w:b w:val="0"/>
+                <w:i w:val="0"/>
+                <w:color w:val="2A2A2A"/>
+                <w:sz w:val="4"/>
+              </w:rPr>
+            </w:r>
+          </w:p>
+        </w:tc>
+      </w:tr>
+    </w:tbl>
+    <w:p>
+      <w:pPr>
+        <w:spacing w:before="0" w:after="240" w:line="240" w:lineRule="auto"/>
+      </w:pPr>
+    </w:p>
+    <w:p>
+      <w:pPr>
+        <w:keepNext/>
+        <w:spacing w:before="0" w:after="100" w:line="264" w:lineRule="auto"/>
+      </w:pPr>
+      <w:r>
+        <w:rPr>
+          <w:rFonts w:ascii="Aptos Display" w:hAnsi="Aptos Display" w:cs="Aptos Display" w:eastAsia="Aptos Display"/>
+          <w:b/>
+          <w:i w:val="0"/>
+          <w:color w:val="045AA9"/>
+          <w:sz w:val="18"/>
+          <w:spacing w:val="28"/>
+        </w:rPr>
+        <w:t>U.S. DEPARTMENT OF ENERGY  ·  SBIR AND STTR</w:t>
+      </w:r>
+    </w:p>
+    <w:p>
+      <w:pPr>
+        <w:keepNext/>
+        <w:spacing w:before="0" w:after="0" w:line="247" w:lineRule="auto"/>
+      </w:pPr>
+      <w:r>
+        <w:rPr>
+          <w:rFonts w:ascii="Aptos Display" w:hAnsi="Aptos Display" w:cs="Aptos Display" w:eastAsia="Aptos Display"/>
+          <w:b/>
+          <w:i w:val="0"/>
+          <w:color w:val="2A2A2A"/>
+          <w:sz w:val="56"/>
+        </w:rPr>
+        <w:t>FY26 Phase I</w:t>
+      </w:r>
+    </w:p>
+    <w:p>
+      <w:pPr>
+        <w:keepNext/>
+        <w:spacing w:before="0" w:after="120" w:line="247" w:lineRule="auto"/>
+      </w:pPr>
+      <w:r>
+        <w:rPr>
+          <w:rFonts w:ascii="Aptos Display" w:hAnsi="Aptos Display" w:cs="Aptos Display" w:eastAsia="Aptos Display"/>
+          <w:b/>
+          <w:i w:val="0"/>
+          <w:color w:val="2A2A2A"/>
+          <w:sz w:val="56"/>
+        </w:rPr>
+        <w:t>Genesis Mission</w:t>
+      </w:r>
+    </w:p>
+    <w:p>
+      <w:pPr>
+        <w:spacing w:before="0" w:after="260" w:line="312" w:lineRule="auto"/>
+      </w:pPr>
+      <w:r>
+        <w:rPr>
+          <w:rFonts w:ascii="Aptos" w:hAnsi="Aptos" w:cs="Aptos" w:eastAsia="Aptos"/>
+          <w:b w:val="0"/>
+          <w:i w:val="0"/>
+          <w:color w:val="4A5561"/>
+          <w:sz w:val="22"/>
+        </w:rPr>
+        <w:t>Topic 1, Scaling the Biotechnology Revolution. A physics-informed machine learning model for design of the immobilized-enzyme reactor.</w:t>
+      </w:r>
+    </w:p>
+    <w:tbl>
+      <w:tblPr>
+        <w:tblW w:type="auto" w:w="0"/>
+        <w:jc w:val="left"/>
+        <w:tblLayout w:type="fixed"/>
+        <w:tblLook w:firstColumn="1" w:firstRow="1" w:lastColumn="0" w:lastRow="0" w:noHBand="0" w:noVBand="1" w:val="04A0"/>
+        <w:tblInd w:w="0" w:type="dxa"/>
+        <w:tblLayout w:type="fixed"/>
+      </w:tblPr>
+      <w:tblGrid>
+        <w:gridCol w:w="3120"/>
+        <w:gridCol w:w="3120"/>
+        <w:gridCol w:w="3120"/>
+      </w:tblGrid>
+      <w:tr>
+        <w:tc>
+          <w:tcPr>
+            <w:tcW w:type="dxa" w:w="3120"/>
+            <w:tcMar>
+              <w:top w:w="0" w:type="dxa"/>
+              <w:start w:w="0" w:type="dxa"/>
+              <w:bottom w:w="0" w:type="dxa"/>
+              <w:end w:w="0" w:type="dxa"/>
+            </w:tcMar>
+            <w:tcBorders>
+              <w:top w:val="single" w:sz="12" w:space="0" w:color="2A2A2A"/>
+              <w:left w:val="nil"/>
+              <w:bottom w:val="single" w:sz="6" w:space="0" w:color="E3E8EF"/>
+              <w:right w:val="single" w:sz="6" w:space="0" w:color="E3E8EF"/>
+            </w:tcBorders>
+            <w:tcMar>
+              <w:top w:w="160" w:type="dxa"/>
+              <w:start w:w="0" w:type="dxa"/>
+              <w:bottom w:w="160" w:type="dxa"/>
+              <w:end w:w="240" w:type="dxa"/>
+            </w:tcMar>
+          </w:tcPr>
+          <w:p>
+            <w:pPr>
+              <w:spacing w:before="0" w:after="0" w:line="240" w:lineRule="auto"/>
+            </w:pPr>
+            <w:r>
+              <w:rPr>
+                <w:rFonts w:ascii="Aptos Display" w:hAnsi="Aptos Display" w:cs="Aptos Display" w:eastAsia="Aptos Display"/>
+                <w:b/>
+                <w:i w:val="0"/>
+                <w:color w:val="6B7684"/>
+                <w:sz w:val="15"/>
+                <w:spacing w:val="22"/>
+              </w:rPr>
+              <w:t>AWARD CEILING</w:t>
+            </w:r>
+          </w:p>
+          <w:p>
+            <w:pPr>
+              <w:spacing w:before="80" w:after="0" w:line="240" w:lineRule="auto"/>
+            </w:pPr>
+            <w:r>
+              <w:rPr>
+                <w:rFonts w:ascii="Aptos Display" w:hAnsi="Aptos Display" w:cs="Aptos Display" w:eastAsia="Aptos Display"/>
+                <w:b/>
+                <w:i w:val="0"/>
                 <w:color w:val="045AA9"/>
-                <w:sz w:val="20"/>
+                <w:sz w:val="46"/>
               </w:rPr>
-              <w:t>Detail</w:t>
+              <w:t>$250,000</w:t>
+            </w:r>
+          </w:p>
+          <w:p>
+            <w:pPr>
+              <w:spacing w:before="80" w:after="0" w:line="264" w:lineRule="auto"/>
+            </w:pPr>
+            <w:r>
+              <w:rPr>
+                <w:rFonts w:ascii="Aptos" w:hAnsi="Aptos" w:cs="Aptos" w:eastAsia="Aptos"/>
+                <w:b w:val="0"/>
+                <w:i w:val="0"/>
+                <w:color w:val="6B7684"/>
+                <w:sz w:val="18"/>
+              </w:rPr>
+              <w:t>$256,500 with TABA</w:t>
+            </w:r>
+          </w:p>
+        </w:tc>
+        <w:tc>
+          <w:tcPr>
+            <w:tcW w:type="dxa" w:w="3120"/>
+            <w:tcMar>
+              <w:top w:w="0" w:type="dxa"/>
+              <w:start w:w="0" w:type="dxa"/>
+              <w:bottom w:w="0" w:type="dxa"/>
+              <w:end w:w="0" w:type="dxa"/>
+            </w:tcMar>
+            <w:tcBorders>
+              <w:top w:val="single" w:sz="12" w:space="0" w:color="2A2A2A"/>
+              <w:left w:val="nil"/>
+              <w:bottom w:val="single" w:sz="6" w:space="0" w:color="E3E8EF"/>
+              <w:right w:val="single" w:sz="6" w:space="0" w:color="E3E8EF"/>
+            </w:tcBorders>
+            <w:tcMar>
+              <w:top w:w="160" w:type="dxa"/>
+              <w:start w:w="240" w:type="dxa"/>
+              <w:bottom w:w="160" w:type="dxa"/>
+              <w:end w:w="240" w:type="dxa"/>
+            </w:tcMar>
+          </w:tcPr>
+          <w:p>
+            <w:pPr>
+              <w:spacing w:before="0" w:after="0" w:line="240" w:lineRule="auto"/>
+            </w:pPr>
+            <w:r>
+              <w:rPr>
+                <w:rFonts w:ascii="Aptos Display" w:hAnsi="Aptos Display" w:cs="Aptos Display" w:eastAsia="Aptos Display"/>
+                <w:b/>
+                <w:i w:val="0"/>
+                <w:color w:val="6B7684"/>
+                <w:sz w:val="15"/>
+                <w:spacing w:val="22"/>
+              </w:rPr>
+              <w:t>PITCH CLOSES</w:t>
+            </w:r>
+          </w:p>
+          <w:p>
+            <w:pPr>
+              <w:spacing w:before="80" w:after="0" w:line="240" w:lineRule="auto"/>
+            </w:pPr>
+            <w:r>
+              <w:rPr>
+                <w:rFonts w:ascii="Aptos Display" w:hAnsi="Aptos Display" w:cs="Aptos Display" w:eastAsia="Aptos Display"/>
+                <w:b/>
+                <w:i w:val="0"/>
+                <w:color w:val="045AA9"/>
+                <w:sz w:val="46"/>
+              </w:rPr>
+              <w:t>Sep 10</w:t>
+            </w:r>
+          </w:p>
+          <w:p>
+            <w:pPr>
+              <w:spacing w:before="80" w:after="0" w:line="264" w:lineRule="auto"/>
+            </w:pPr>
+            <w:r>
+              <w:rPr>
+                <w:rFonts w:ascii="Aptos" w:hAnsi="Aptos" w:cs="Aptos" w:eastAsia="Aptos"/>
+                <w:b w:val="0"/>
+                <w:i w:val="0"/>
+                <w:color w:val="6B7684"/>
+                <w:sz w:val="18"/>
+              </w:rPr>
+              <w:t>2026, 2:00 PM Eastern</w:t>
+            </w:r>
+          </w:p>
+        </w:tc>
+        <w:tc>
+          <w:tcPr>
+            <w:tcW w:type="dxa" w:w="3120"/>
+            <w:tcMar>
+              <w:top w:w="0" w:type="dxa"/>
+              <w:start w:w="0" w:type="dxa"/>
+              <w:bottom w:w="0" w:type="dxa"/>
+              <w:end w:w="0" w:type="dxa"/>
+            </w:tcMar>
+            <w:tcBorders>
+              <w:top w:val="single" w:sz="12" w:space="0" w:color="2A2A2A"/>
+              <w:left w:val="nil"/>
+              <w:bottom w:val="single" w:sz="6" w:space="0" w:color="E3E8EF"/>
+              <w:right w:val="nil"/>
+            </w:tcBorders>
+            <w:tcMar>
+              <w:top w:w="160" w:type="dxa"/>
+              <w:start w:w="240" w:type="dxa"/>
+              <w:bottom w:w="160" w:type="dxa"/>
+              <w:end w:w="240" w:type="dxa"/>
+            </w:tcMar>
+          </w:tcPr>
+          <w:p>
+            <w:pPr>
+              <w:spacing w:before="0" w:after="0" w:line="240" w:lineRule="auto"/>
+            </w:pPr>
+            <w:r>
+              <w:rPr>
+                <w:rFonts w:ascii="Aptos Display" w:hAnsi="Aptos Display" w:cs="Aptos Display" w:eastAsia="Aptos Display"/>
+                <w:b/>
+                <w:i w:val="0"/>
+                <w:color w:val="6B7684"/>
+                <w:sz w:val="15"/>
+                <w:spacing w:val="22"/>
+              </w:rPr>
+              <w:t>COST SHARE</w:t>
+            </w:r>
+          </w:p>
+          <w:p>
+            <w:pPr>
+              <w:spacing w:before="80" w:after="0" w:line="240" w:lineRule="auto"/>
+            </w:pPr>
+            <w:r>
+              <w:rPr>
+                <w:rFonts w:ascii="Aptos Display" w:hAnsi="Aptos Display" w:cs="Aptos Display" w:eastAsia="Aptos Display"/>
+                <w:b/>
+                <w:i w:val="0"/>
+                <w:color w:val="045AA9"/>
+                <w:sz w:val="46"/>
+              </w:rPr>
+              <w:t>$0</w:t>
+            </w:r>
+          </w:p>
+          <w:p>
+            <w:pPr>
+              <w:spacing w:before="80" w:after="0" w:line="264" w:lineRule="auto"/>
+            </w:pPr>
+            <w:r>
+              <w:rPr>
+                <w:rFonts w:ascii="Aptos" w:hAnsi="Aptos" w:cs="Aptos" w:eastAsia="Aptos"/>
+                <w:b w:val="0"/>
+                <w:i w:val="0"/>
+                <w:color w:val="6B7684"/>
+                <w:sz w:val="18"/>
+              </w:rPr>
+              <w:t>None required at Phase I</w:t>
+            </w:r>
+          </w:p>
+        </w:tc>
+      </w:tr>
+    </w:tbl>
+    <w:p>
+      <w:pPr>
+        <w:spacing w:before="0" w:after="180" w:line="240" w:lineRule="auto"/>
+      </w:pPr>
+    </w:p>
+    <w:tbl>
+      <w:tblPr>
+        <w:tblW w:type="auto" w:w="0"/>
+        <w:jc w:val="left"/>
+        <w:tblLayout w:type="fixed"/>
+        <w:tblLook w:firstColumn="1" w:firstRow="1" w:lastColumn="0" w:lastRow="0" w:noHBand="0" w:noVBand="1" w:val="04A0"/>
+        <w:tblInd w:w="0" w:type="dxa"/>
+        <w:tblLayout w:type="fixed"/>
+      </w:tblPr>
+      <w:tblGrid>
+        <w:gridCol w:w="9360"/>
+      </w:tblGrid>
+      <w:tr>
+        <w:tc>
+          <w:tcPr>
+            <w:tcW w:type="dxa" w:w="9360"/>
+            <w:tcMar>
+              <w:top w:w="0" w:type="dxa"/>
+              <w:start w:w="0" w:type="dxa"/>
+              <w:bottom w:w="0" w:type="dxa"/>
+              <w:end w:w="0" w:type="dxa"/>
+            </w:tcMar>
+            <w:shd w:val="clear" w:color="auto" w:fill="FDF0F5"/>
+            <w:tcBorders>
+              <w:top w:val="nil"/>
+              <w:left w:val="single" w:sz="24" w:space="0" w:color="D50057"/>
+              <w:bottom w:val="nil"/>
+              <w:right w:val="nil"/>
+            </w:tcBorders>
+            <w:tcMar>
+              <w:top w:w="140" w:type="dxa"/>
+              <w:start w:w="280" w:type="dxa"/>
+              <w:bottom w:w="140" w:type="dxa"/>
+              <w:end w:w="280" w:type="dxa"/>
+            </w:tcMar>
+          </w:tcPr>
+          <w:p>
+            <w:pPr>
+              <w:spacing w:before="0" w:after="0" w:line="300" w:lineRule="auto"/>
+            </w:pPr>
+            <w:r>
+              <w:rPr>
+                <w:rFonts w:ascii="Aptos" w:hAnsi="Aptos" w:cs="Aptos" w:eastAsia="Aptos"/>
+                <w:b w:val="0"/>
+                <w:i w:val="0"/>
+                <w:color w:val="2A2A2A"/>
+                <w:sz w:val="21"/>
+              </w:rPr>
+              <w:t>Nineteen days out as of this brief. Late submissions are not accepted.</w:t>
+            </w:r>
+          </w:p>
+        </w:tc>
+      </w:tr>
+    </w:tbl>
+    <w:p>
+      <w:pPr>
+        <w:spacing w:before="0" w:after="180" w:line="240" w:lineRule="auto"/>
+      </w:pPr>
+    </w:p>
+    <w:tbl>
+      <w:tblPr>
+        <w:tblW w:type="auto" w:w="0"/>
+        <w:jc w:val="left"/>
+        <w:tblLayout w:type="fixed"/>
+        <w:tblLook w:firstColumn="1" w:firstRow="1" w:lastColumn="0" w:lastRow="0" w:noHBand="0" w:noVBand="1" w:val="04A0"/>
+        <w:tblInd w:w="0" w:type="dxa"/>
+        <w:tblLayout w:type="fixed"/>
+      </w:tblPr>
+      <w:tblGrid>
+        <w:gridCol w:w="4680"/>
+        <w:gridCol w:w="4680"/>
+      </w:tblGrid>
+      <w:tr>
+        <w:tc>
+          <w:tcPr>
+            <w:tcW w:type="dxa" w:w="4680"/>
+            <w:tcMar>
+              <w:top w:w="0" w:type="dxa"/>
+              <w:start w:w="0" w:type="dxa"/>
+              <w:bottom w:w="0" w:type="dxa"/>
+              <w:end w:w="0" w:type="dxa"/>
+            </w:tcMar>
+            <w:tcBorders>
+              <w:top w:val="single" w:sz="6" w:space="0" w:color="E3E8EF"/>
+              <w:left w:val="nil"/>
+              <w:bottom w:val="nil"/>
+              <w:right w:val="nil"/>
+            </w:tcBorders>
+            <w:tcMar>
+              <w:top w:w="140" w:type="dxa"/>
+              <w:start w:w="0" w:type="dxa"/>
+              <w:bottom w:w="140" w:type="dxa"/>
+              <w:end w:w="400" w:type="dxa"/>
+            </w:tcMar>
+          </w:tcPr>
+          <w:p>
+            <w:pPr>
+              <w:spacing w:before="0" w:after="0" w:line="264" w:lineRule="auto"/>
+            </w:pPr>
+            <w:r>
+              <w:rPr>
+                <w:rFonts w:ascii="Aptos Display" w:hAnsi="Aptos Display" w:cs="Aptos Display" w:eastAsia="Aptos Display"/>
+                <w:b/>
+                <w:i w:val="0"/>
+                <w:color w:val="045AA9"/>
+                <w:sz w:val="15"/>
+                <w:spacing w:val="22"/>
+              </w:rPr>
+              <w:t>AGENCY</w:t>
+            </w:r>
+          </w:p>
+          <w:p>
+            <w:pPr>
+              <w:spacing w:before="60" w:after="0" w:line="298" w:lineRule="auto"/>
+            </w:pPr>
+            <w:r>
+              <w:rPr>
+                <w:rFonts w:ascii="Aptos" w:hAnsi="Aptos" w:cs="Aptos" w:eastAsia="Aptos"/>
+                <w:b w:val="0"/>
+                <w:i w:val="0"/>
+                <w:color w:val="2A2A2A"/>
+                <w:sz w:val="19"/>
+              </w:rPr>
+              <w:t>DOE Office of Technology Commercialization. Administered by ConnectWerx, operated by Advanced Technology International.</w:t>
+            </w:r>
+          </w:p>
+        </w:tc>
+        <w:tc>
+          <w:tcPr>
+            <w:tcW w:type="dxa" w:w="4680"/>
+            <w:tcMar>
+              <w:top w:w="0" w:type="dxa"/>
+              <w:start w:w="0" w:type="dxa"/>
+              <w:bottom w:w="0" w:type="dxa"/>
+              <w:end w:w="0" w:type="dxa"/>
+            </w:tcMar>
+            <w:tcBorders>
+              <w:top w:val="single" w:sz="6" w:space="0" w:color="E3E8EF"/>
+              <w:left w:val="nil"/>
+              <w:bottom w:val="nil"/>
+              <w:right w:val="nil"/>
+            </w:tcBorders>
+            <w:tcMar>
+              <w:top w:w="140" w:type="dxa"/>
+              <w:start w:w="0" w:type="dxa"/>
+              <w:bottom w:w="140" w:type="dxa"/>
+              <w:end w:w="0" w:type="dxa"/>
+            </w:tcMar>
+          </w:tcPr>
+          <w:p>
+            <w:pPr>
+              <w:spacing w:before="0" w:after="0" w:line="264" w:lineRule="auto"/>
+            </w:pPr>
+            <w:r>
+              <w:rPr>
+                <w:rFonts w:ascii="Aptos Display" w:hAnsi="Aptos Display" w:cs="Aptos Display" w:eastAsia="Aptos Display"/>
+                <w:b/>
+                <w:i w:val="0"/>
+                <w:color w:val="045AA9"/>
+                <w:sz w:val="15"/>
+                <w:spacing w:val="22"/>
+              </w:rPr>
+              <w:t>PROGRAM</w:t>
+            </w:r>
+          </w:p>
+          <w:p>
+            <w:pPr>
+              <w:spacing w:before="60" w:after="0" w:line="298" w:lineRule="auto"/>
+            </w:pPr>
+            <w:r>
+              <w:rPr>
+                <w:rFonts w:ascii="Aptos" w:hAnsi="Aptos" w:cs="Aptos" w:eastAsia="Aptos"/>
+                <w:b w:val="0"/>
+                <w:i w:val="0"/>
+                <w:color w:val="2A2A2A"/>
+                <w:sz w:val="19"/>
+              </w:rPr>
+              <w:t>Small Business Innovation Research and Small Business Technology Transfer.</w:t>
             </w:r>
           </w:p>
         </w:tc>
@@ -98,51 +635,109 @@
       <w:tr>
         <w:tc>
           <w:tcPr>
-            <w:tcW w:type="dxa" w:w="2088"/>
+            <w:tcW w:type="dxa" w:w="4680"/>
+            <w:tcMar>
+              <w:top w:w="0" w:type="dxa"/>
+              <w:start w:w="0" w:type="dxa"/>
+              <w:bottom w:w="0" w:type="dxa"/>
+              <w:end w:w="0" w:type="dxa"/>
+            </w:tcMar>
             <w:tcBorders>
-              <w:top w:val="single" w:sz="4" w:space="0" w:color="D9D9D9"/>
-              <w:left w:val="single" w:sz="4" w:space="0" w:color="D9D9D9"/>
-              <w:bottom w:val="single" w:sz="4" w:space="0" w:color="D9D9D9"/>
-              <w:right w:val="single" w:sz="4" w:space="0" w:color="D9D9D9"/>
+              <w:top w:val="single" w:sz="6" w:space="0" w:color="E3E8EF"/>
+              <w:left w:val="nil"/>
+              <w:bottom w:val="nil"/>
+              <w:right w:val="nil"/>
             </w:tcBorders>
+            <w:tcMar>
+              <w:top w:w="140" w:type="dxa"/>
+              <w:start w:w="0" w:type="dxa"/>
+              <w:bottom w:w="140" w:type="dxa"/>
+              <w:end w:w="400" w:type="dxa"/>
+            </w:tcMar>
           </w:tcPr>
           <w:p>
             <w:pPr>
-              <w:spacing w:after="40" w:before="40" w:line="264" w:lineRule="auto"/>
+              <w:spacing w:before="0" w:after="0" w:line="264" w:lineRule="auto"/>
             </w:pPr>
-            <w:r/>
             <w:r>
               <w:rPr>
-                <w:rFonts w:ascii="Calibri" w:hAnsi="Calibri" w:cs="Calibri" w:eastAsia="Calibri"/>
+                <w:rFonts w:ascii="Aptos Display" w:hAnsi="Aptos Display" w:cs="Aptos Display" w:eastAsia="Aptos Display"/>
+                <w:b/>
+                <w:i w:val="0"/>
+                <w:color w:val="045AA9"/>
+                <w:sz w:val="15"/>
+                <w:spacing w:val="22"/>
+              </w:rPr>
+              <w:t>ANNOUNCEMENT NUMBER</w:t>
+            </w:r>
+          </w:p>
+          <w:p>
+            <w:pPr>
+              <w:spacing w:before="60" w:after="0" w:line="298" w:lineRule="auto"/>
+            </w:pPr>
+            <w:r>
+              <w:rPr>
+                <w:rFonts w:ascii="Aptos" w:hAnsi="Aptos" w:cs="Aptos" w:eastAsia="Aptos"/>
+                <w:b w:val="0"/>
+                <w:i w:val="0"/>
                 <w:color w:val="2A2A2A"/>
-                <w:sz w:val="20"/>
+                <w:sz w:val="19"/>
               </w:rPr>
-              <w:t>Agency</w:t>
+              <w:t>None issued. DOE assigned no DE-FOA number; identified by title on the DOE SBIR/STTR Application Hub.</w:t>
             </w:r>
           </w:p>
         </w:tc>
         <w:tc>
           <w:tcPr>
-            <w:tcW w:type="dxa" w:w="7272"/>
+            <w:tcW w:type="dxa" w:w="4680"/>
+            <w:tcMar>
+              <w:top w:w="0" w:type="dxa"/>
+              <w:start w:w="0" w:type="dxa"/>
+              <w:bottom w:w="0" w:type="dxa"/>
+              <w:end w:w="0" w:type="dxa"/>
+            </w:tcMar>
             <w:tcBorders>
-              <w:top w:val="single" w:sz="4" w:space="0" w:color="D9D9D9"/>
-              <w:left w:val="single" w:sz="4" w:space="0" w:color="D9D9D9"/>
-              <w:bottom w:val="single" w:sz="4" w:space="0" w:color="D9D9D9"/>
-              <w:right w:val="single" w:sz="4" w:space="0" w:color="D9D9D9"/>
+              <w:top w:val="single" w:sz="6" w:space="0" w:color="E3E8EF"/>
+              <w:left w:val="nil"/>
+              <w:bottom w:val="nil"/>
+              <w:right w:val="nil"/>
             </w:tcBorders>
+            <w:tcMar>
+              <w:top w:w="140" w:type="dxa"/>
+              <w:start w:w="0" w:type="dxa"/>
+              <w:bottom w:w="140" w:type="dxa"/>
+              <w:end w:w="0" w:type="dxa"/>
+            </w:tcMar>
           </w:tcPr>
           <w:p>
             <w:pPr>
-              <w:spacing w:after="40" w:before="40" w:line="264" w:lineRule="auto"/>
+              <w:spacing w:before="0" w:after="0" w:line="264" w:lineRule="auto"/>
             </w:pPr>
-            <w:r/>
             <w:r>
               <w:rPr>
-                <w:rFonts w:ascii="Calibri" w:hAnsi="Calibri" w:cs="Calibri" w:eastAsia="Calibri"/>
+                <w:rFonts w:ascii="Aptos Display" w:hAnsi="Aptos Display" w:cs="Aptos Display" w:eastAsia="Aptos Display"/>
+                <w:b/>
+                <w:i w:val="0"/>
+                <w:color w:val="045AA9"/>
+                <w:sz w:val="15"/>
+                <w:spacing w:val="22"/>
+              </w:rPr>
+              <w:t>MECHANISM</w:t>
+            </w:r>
+          </w:p>
+          <w:p>
+            <w:pPr>
+              <w:spacing w:before="60" w:after="0" w:line="298" w:lineRule="auto"/>
+            </w:pPr>
+            <w:r>
+              <w:rPr>
+                <w:rFonts w:ascii="Aptos" w:hAnsi="Aptos" w:cs="Aptos" w:eastAsia="Aptos"/>
+                <w:b w:val="0"/>
+                <w:i w:val="0"/>
                 <w:color w:val="2A2A2A"/>
-                <w:sz w:val="20"/>
+                <w:sz w:val="19"/>
               </w:rPr>
-              <w:t>U.S. Department of Energy, Office of Technology Commercialization (OTC). Administered by ConnectWerx, operated by Advanced Technology International, under a Partnership Intermediary Agreement. DOE retains award selection and technical oversight.</w:t>
+              <w:t>Phase I, two stage. A pitch gates the full application. SBIR or STTR elected later.</w:t>
             </w:r>
           </w:p>
         </w:tc>
@@ -150,567 +745,308 @@
       <w:tr>
         <w:tc>
           <w:tcPr>
-            <w:tcW w:type="dxa" w:w="2088"/>
+            <w:tcW w:type="dxa" w:w="4680"/>
+            <w:tcMar>
+              <w:top w:w="0" w:type="dxa"/>
+              <w:start w:w="0" w:type="dxa"/>
+              <w:bottom w:w="0" w:type="dxa"/>
+              <w:end w:w="0" w:type="dxa"/>
+            </w:tcMar>
             <w:tcBorders>
-              <w:top w:val="single" w:sz="4" w:space="0" w:color="D9D9D9"/>
-              <w:left w:val="single" w:sz="4" w:space="0" w:color="D9D9D9"/>
-              <w:bottom w:val="single" w:sz="4" w:space="0" w:color="D9D9D9"/>
-              <w:right w:val="single" w:sz="4" w:space="0" w:color="D9D9D9"/>
+              <w:top w:val="single" w:sz="6" w:space="0" w:color="E3E8EF"/>
+              <w:left w:val="nil"/>
+              <w:bottom w:val="nil"/>
+              <w:right w:val="nil"/>
             </w:tcBorders>
+            <w:tcMar>
+              <w:top w:w="140" w:type="dxa"/>
+              <w:start w:w="0" w:type="dxa"/>
+              <w:bottom w:w="140" w:type="dxa"/>
+              <w:end w:w="400" w:type="dxa"/>
+            </w:tcMar>
           </w:tcPr>
           <w:p>
             <w:pPr>
-              <w:spacing w:after="40" w:before="40" w:line="264" w:lineRule="auto"/>
+              <w:spacing w:before="0" w:after="0" w:line="264" w:lineRule="auto"/>
             </w:pPr>
-            <w:r/>
             <w:r>
               <w:rPr>
-                <w:rFonts w:ascii="Calibri" w:hAnsi="Calibri" w:cs="Calibri" w:eastAsia="Calibri"/>
+                <w:rFonts w:ascii="Aptos Display" w:hAnsi="Aptos Display" w:cs="Aptos Display" w:eastAsia="Aptos Display"/>
+                <w:b/>
+                <w:i w:val="0"/>
+                <w:color w:val="045AA9"/>
+                <w:sz w:val="15"/>
+                <w:spacing w:val="22"/>
+              </w:rPr>
+              <w:t>TOPIC AND SUBTOPIC</w:t>
+            </w:r>
+          </w:p>
+          <w:p>
+            <w:pPr>
+              <w:spacing w:before="60" w:after="0" w:line="298" w:lineRule="auto"/>
+            </w:pPr>
+            <w:r>
+              <w:rPr>
+                <w:rFonts w:ascii="Aptos" w:hAnsi="Aptos" w:cs="Aptos" w:eastAsia="Aptos"/>
+                <w:b w:val="0"/>
+                <w:i w:val="0"/>
                 <w:color w:val="2A2A2A"/>
-                <w:sz w:val="20"/>
+                <w:sz w:val="19"/>
               </w:rPr>
-              <w:t>Program</w:t>
+              <w:t>Topic 1, Scaling the Biotechnology Revolution. No subtopics.</w:t>
             </w:r>
           </w:p>
         </w:tc>
         <w:tc>
           <w:tcPr>
-            <w:tcW w:type="dxa" w:w="7272"/>
+            <w:tcW w:type="dxa" w:w="4680"/>
+            <w:tcMar>
+              <w:top w:w="0" w:type="dxa"/>
+              <w:start w:w="0" w:type="dxa"/>
+              <w:bottom w:w="0" w:type="dxa"/>
+              <w:end w:w="0" w:type="dxa"/>
+            </w:tcMar>
             <w:tcBorders>
-              <w:top w:val="single" w:sz="4" w:space="0" w:color="D9D9D9"/>
-              <w:left w:val="single" w:sz="4" w:space="0" w:color="D9D9D9"/>
-              <w:bottom w:val="single" w:sz="4" w:space="0" w:color="D9D9D9"/>
-              <w:right w:val="single" w:sz="4" w:space="0" w:color="D9D9D9"/>
+              <w:top w:val="single" w:sz="6" w:space="0" w:color="E3E8EF"/>
+              <w:left w:val="nil"/>
+              <w:bottom w:val="nil"/>
+              <w:right w:val="nil"/>
             </w:tcBorders>
+            <w:tcMar>
+              <w:top w:w="140" w:type="dxa"/>
+              <w:start w:w="0" w:type="dxa"/>
+              <w:bottom w:w="140" w:type="dxa"/>
+              <w:end w:w="0" w:type="dxa"/>
+            </w:tcMar>
           </w:tcPr>
           <w:p>
             <w:pPr>
-              <w:spacing w:after="40" w:before="40" w:line="264" w:lineRule="auto"/>
+              <w:spacing w:before="0" w:after="0" w:line="264" w:lineRule="auto"/>
             </w:pPr>
-            <w:r/>
             <w:r>
               <w:rPr>
-                <w:rFonts w:ascii="Calibri" w:hAnsi="Calibri" w:cs="Calibri" w:eastAsia="Calibri"/>
-                <w:color w:val="2A2A2A"/>
-                <w:sz w:val="20"/>
+                <w:rFonts w:ascii="Aptos Display" w:hAnsi="Aptos Display" w:cs="Aptos Display" w:eastAsia="Aptos Display"/>
+                <w:b/>
+                <w:i w:val="0"/>
+                <w:color w:val="045AA9"/>
+                <w:sz w:val="15"/>
+                <w:spacing w:val="22"/>
               </w:rPr>
-              <w:t>Small Business Innovation Research (SBIR) and Small Business Technology Transfer (STTR)</w:t>
+              <w:t>PERIOD OF PERFORMANCE</w:t>
             </w:r>
           </w:p>
-        </w:tc>
-      </w:tr>
-      <w:tr>
-        <w:tc>
-          <w:tcPr>
-            <w:tcW w:type="dxa" w:w="2088"/>
-            <w:tcBorders>
-              <w:top w:val="single" w:sz="4" w:space="0" w:color="D9D9D9"/>
-              <w:left w:val="single" w:sz="4" w:space="0" w:color="D9D9D9"/>
-              <w:bottom w:val="single" w:sz="4" w:space="0" w:color="D9D9D9"/>
-              <w:right w:val="single" w:sz="4" w:space="0" w:color="D9D9D9"/>
-            </w:tcBorders>
-          </w:tcPr>
           <w:p>
             <w:pPr>
-              <w:spacing w:after="40" w:before="40" w:line="264" w:lineRule="auto"/>
+              <w:spacing w:before="60" w:after="0" w:line="298" w:lineRule="auto"/>
             </w:pPr>
-            <w:r/>
             <w:r>
               <w:rPr>
-                <w:rFonts w:ascii="Calibri" w:hAnsi="Calibri" w:cs="Calibri" w:eastAsia="Calibri"/>
+                <w:rFonts w:ascii="Aptos" w:hAnsi="Aptos" w:cs="Aptos" w:eastAsia="Aptos"/>
+                <w:b w:val="0"/>
+                <w:i w:val="0"/>
                 <w:color w:val="2A2A2A"/>
-                <w:sz w:val="20"/>
-              </w:rPr>
-              <w:t>Announcement number</w:t>
-            </w:r>
-          </w:p>
-        </w:tc>
-        <w:tc>
-          <w:tcPr>
-            <w:tcW w:type="dxa" w:w="7272"/>
-            <w:tcBorders>
-              <w:top w:val="single" w:sz="4" w:space="0" w:color="D9D9D9"/>
-              <w:left w:val="single" w:sz="4" w:space="0" w:color="D9D9D9"/>
-              <w:bottom w:val="single" w:sz="4" w:space="0" w:color="D9D9D9"/>
-              <w:right w:val="single" w:sz="4" w:space="0" w:color="D9D9D9"/>
-            </w:tcBorders>
-          </w:tcPr>
-          <w:p>
-            <w:pPr>
-              <w:spacing w:after="40" w:before="40" w:line="264" w:lineRule="auto"/>
-            </w:pPr>
-            <w:r/>
-            <w:r>
-              <w:rPr>
-                <w:rFonts w:ascii="Calibri" w:hAnsi="Calibri" w:cs="Calibri" w:eastAsia="Calibri"/>
-                <w:color w:val="2A2A2A"/>
-                <w:sz w:val="20"/>
-              </w:rPr>
-              <w:t>None issued. DOE assigned no DE-FOA number to this opportunity; it is identified as FY26 Phase I, Genesis Mission on the DOE SBIR/STTR Application Hub.</w:t>
-            </w:r>
-          </w:p>
-        </w:tc>
-      </w:tr>
-      <w:tr>
-        <w:tc>
-          <w:tcPr>
-            <w:tcW w:type="dxa" w:w="2088"/>
-            <w:tcBorders>
-              <w:top w:val="single" w:sz="4" w:space="0" w:color="D9D9D9"/>
-              <w:left w:val="single" w:sz="4" w:space="0" w:color="D9D9D9"/>
-              <w:bottom w:val="single" w:sz="4" w:space="0" w:color="D9D9D9"/>
-              <w:right w:val="single" w:sz="4" w:space="0" w:color="D9D9D9"/>
-            </w:tcBorders>
-          </w:tcPr>
-          <w:p>
-            <w:pPr>
-              <w:spacing w:after="40" w:before="40" w:line="264" w:lineRule="auto"/>
-            </w:pPr>
-            <w:r/>
-            <w:r>
-              <w:rPr>
-                <w:rFonts w:ascii="Calibri" w:hAnsi="Calibri" w:cs="Calibri" w:eastAsia="Calibri"/>
-                <w:color w:val="2A2A2A"/>
-                <w:sz w:val="20"/>
-              </w:rPr>
-              <w:t>Mechanism</w:t>
-            </w:r>
-          </w:p>
-        </w:tc>
-        <w:tc>
-          <w:tcPr>
-            <w:tcW w:type="dxa" w:w="7272"/>
-            <w:tcBorders>
-              <w:top w:val="single" w:sz="4" w:space="0" w:color="D9D9D9"/>
-              <w:left w:val="single" w:sz="4" w:space="0" w:color="D9D9D9"/>
-              <w:bottom w:val="single" w:sz="4" w:space="0" w:color="D9D9D9"/>
-              <w:right w:val="single" w:sz="4" w:space="0" w:color="D9D9D9"/>
-            </w:tcBorders>
-          </w:tcPr>
-          <w:p>
-            <w:pPr>
-              <w:spacing w:after="40" w:before="40" w:line="264" w:lineRule="auto"/>
-            </w:pPr>
-            <w:r/>
-            <w:r>
-              <w:rPr>
-                <w:rFonts w:ascii="Calibri" w:hAnsi="Calibri" w:cs="Calibri" w:eastAsia="Calibri"/>
-                <w:color w:val="2A2A2A"/>
-                <w:sz w:val="20"/>
-              </w:rPr>
-              <w:t>Phase I, two stage. Stage 1 is a required Pitch; only invited pitches may submit a full application. Pitches are not scored separately for SBIR versus STTR, and that election is made at full application.</w:t>
-            </w:r>
-          </w:p>
-        </w:tc>
-      </w:tr>
-      <w:tr>
-        <w:tc>
-          <w:tcPr>
-            <w:tcW w:type="dxa" w:w="2088"/>
-            <w:tcBorders>
-              <w:top w:val="single" w:sz="4" w:space="0" w:color="D9D9D9"/>
-              <w:left w:val="single" w:sz="4" w:space="0" w:color="D9D9D9"/>
-              <w:bottom w:val="single" w:sz="4" w:space="0" w:color="D9D9D9"/>
-              <w:right w:val="single" w:sz="4" w:space="0" w:color="D9D9D9"/>
-            </w:tcBorders>
-          </w:tcPr>
-          <w:p>
-            <w:pPr>
-              <w:spacing w:after="40" w:before="40" w:line="264" w:lineRule="auto"/>
-            </w:pPr>
-            <w:r/>
-            <w:r>
-              <w:rPr>
-                <w:rFonts w:ascii="Calibri" w:hAnsi="Calibri" w:cs="Calibri" w:eastAsia="Calibri"/>
-                <w:color w:val="2A2A2A"/>
-                <w:sz w:val="20"/>
-              </w:rPr>
-              <w:t>Topic and subtopic</w:t>
-            </w:r>
-          </w:p>
-        </w:tc>
-        <w:tc>
-          <w:tcPr>
-            <w:tcW w:type="dxa" w:w="7272"/>
-            <w:tcBorders>
-              <w:top w:val="single" w:sz="4" w:space="0" w:color="D9D9D9"/>
-              <w:left w:val="single" w:sz="4" w:space="0" w:color="D9D9D9"/>
-              <w:bottom w:val="single" w:sz="4" w:space="0" w:color="D9D9D9"/>
-              <w:right w:val="single" w:sz="4" w:space="0" w:color="D9D9D9"/>
-            </w:tcBorders>
-          </w:tcPr>
-          <w:p>
-            <w:pPr>
-              <w:spacing w:after="40" w:before="40" w:line="264" w:lineRule="auto"/>
-            </w:pPr>
-            <w:r/>
-            <w:r>
-              <w:rPr>
-                <w:rFonts w:ascii="Calibri" w:hAnsi="Calibri" w:cs="Calibri" w:eastAsia="Calibri"/>
-                <w:color w:val="2A2A2A"/>
-                <w:sz w:val="20"/>
-              </w:rPr>
-              <w:t>Topic 1, Scaling the Biotechnology Revolution. No subtopics. DOE lists AI tools that accelerate bioreactor design and biomanufacturing, for biochemicals and bioproducts applications, among its areas of interest.</w:t>
-            </w:r>
-          </w:p>
-        </w:tc>
-      </w:tr>
-      <w:tr>
-        <w:tc>
-          <w:tcPr>
-            <w:tcW w:type="dxa" w:w="2088"/>
-            <w:tcBorders>
-              <w:top w:val="single" w:sz="4" w:space="0" w:color="D9D9D9"/>
-              <w:left w:val="single" w:sz="4" w:space="0" w:color="D9D9D9"/>
-              <w:bottom w:val="single" w:sz="4" w:space="0" w:color="D9D9D9"/>
-              <w:right w:val="single" w:sz="4" w:space="0" w:color="D9D9D9"/>
-            </w:tcBorders>
-          </w:tcPr>
-          <w:p>
-            <w:pPr>
-              <w:spacing w:after="40" w:before="40" w:line="264" w:lineRule="auto"/>
-            </w:pPr>
-            <w:r/>
-            <w:r>
-              <w:rPr>
-                <w:rFonts w:ascii="Calibri" w:hAnsi="Calibri" w:cs="Calibri" w:eastAsia="Calibri"/>
-                <w:color w:val="2A2A2A"/>
-                <w:sz w:val="20"/>
-              </w:rPr>
-              <w:t>Ceiling</w:t>
-            </w:r>
-          </w:p>
-        </w:tc>
-        <w:tc>
-          <w:tcPr>
-            <w:tcW w:type="dxa" w:w="7272"/>
-            <w:tcBorders>
-              <w:top w:val="single" w:sz="4" w:space="0" w:color="D9D9D9"/>
-              <w:left w:val="single" w:sz="4" w:space="0" w:color="D9D9D9"/>
-              <w:bottom w:val="single" w:sz="4" w:space="0" w:color="D9D9D9"/>
-              <w:right w:val="single" w:sz="4" w:space="0" w:color="D9D9D9"/>
-            </w:tcBorders>
-          </w:tcPr>
-          <w:p>
-            <w:pPr>
-              <w:spacing w:after="40" w:before="40" w:line="264" w:lineRule="auto"/>
-            </w:pPr>
-            <w:r/>
-            <w:r>
-              <w:rPr>
-                <w:rFonts w:ascii="Calibri" w:hAnsi="Calibri" w:cs="Calibri" w:eastAsia="Calibri"/>
-                <w:color w:val="2A2A2A"/>
-                <w:sz w:val="20"/>
-              </w:rPr>
-              <w:t>$250,000 total requested at full application, or $256,500 with a Technical and Business Assistance request. Program total $10,000,000 across roughly 40 awards, representing up to $44,000,000 cumulative across project lifecycles.</w:t>
-            </w:r>
-          </w:p>
-        </w:tc>
-      </w:tr>
-      <w:tr>
-        <w:tc>
-          <w:tcPr>
-            <w:tcW w:type="dxa" w:w="2088"/>
-            <w:tcBorders>
-              <w:top w:val="single" w:sz="4" w:space="0" w:color="D9D9D9"/>
-              <w:left w:val="single" w:sz="4" w:space="0" w:color="D9D9D9"/>
-              <w:bottom w:val="single" w:sz="4" w:space="0" w:color="D9D9D9"/>
-              <w:right w:val="single" w:sz="4" w:space="0" w:color="D9D9D9"/>
-            </w:tcBorders>
-          </w:tcPr>
-          <w:p>
-            <w:pPr>
-              <w:spacing w:after="40" w:before="40" w:line="264" w:lineRule="auto"/>
-            </w:pPr>
-            <w:r/>
-            <w:r>
-              <w:rPr>
-                <w:rFonts w:ascii="Calibri" w:hAnsi="Calibri" w:cs="Calibri" w:eastAsia="Calibri"/>
-                <w:color w:val="2A2A2A"/>
-                <w:sz w:val="20"/>
-              </w:rPr>
-              <w:t>Period of performance</w:t>
-            </w:r>
-          </w:p>
-        </w:tc>
-        <w:tc>
-          <w:tcPr>
-            <w:tcW w:type="dxa" w:w="7272"/>
-            <w:tcBorders>
-              <w:top w:val="single" w:sz="4" w:space="0" w:color="D9D9D9"/>
-              <w:left w:val="single" w:sz="4" w:space="0" w:color="D9D9D9"/>
-              <w:bottom w:val="single" w:sz="4" w:space="0" w:color="D9D9D9"/>
-              <w:right w:val="single" w:sz="4" w:space="0" w:color="D9D9D9"/>
-            </w:tcBorders>
-          </w:tcPr>
-          <w:p>
-            <w:pPr>
-              <w:spacing w:after="40" w:before="40" w:line="264" w:lineRule="auto"/>
-            </w:pPr>
-            <w:r/>
-            <w:r>
-              <w:rPr>
-                <w:rFonts w:ascii="Calibri" w:hAnsi="Calibri" w:cs="Calibri" w:eastAsia="Calibri"/>
-                <w:color w:val="2A2A2A"/>
-                <w:sz w:val="20"/>
+                <w:sz w:val="19"/>
               </w:rPr>
               <w:t>6 to 12 months. Exact term set during award negotiation.</w:t>
             </w:r>
           </w:p>
         </w:tc>
       </w:tr>
+    </w:tbl>
+    <w:p>
+      <w:pPr>
+        <w:spacing w:before="0" w:after="80" w:line="240" w:lineRule="auto"/>
+      </w:pPr>
+    </w:p>
+    <w:tbl>
+      <w:tblPr>
+        <w:tblW w:type="auto" w:w="0"/>
+        <w:jc w:val="left"/>
+        <w:tblLayout w:type="fixed"/>
+        <w:tblLook w:firstColumn="1" w:firstRow="1" w:lastColumn="0" w:lastRow="0" w:noHBand="0" w:noVBand="1" w:val="04A0"/>
+        <w:tblInd w:w="0" w:type="dxa"/>
+        <w:tblLayout w:type="fixed"/>
+      </w:tblPr>
+      <w:tblGrid>
+        <w:gridCol w:w="9360"/>
+      </w:tblGrid>
       <w:tr>
         <w:tc>
           <w:tcPr>
-            <w:tcW w:type="dxa" w:w="2088"/>
+            <w:tcW w:type="dxa" w:w="9360"/>
+            <w:tcMar>
+              <w:top w:w="0" w:type="dxa"/>
+              <w:start w:w="0" w:type="dxa"/>
+              <w:bottom w:w="0" w:type="dxa"/>
+              <w:end w:w="0" w:type="dxa"/>
+            </w:tcMar>
             <w:tcBorders>
-              <w:top w:val="single" w:sz="4" w:space="0" w:color="D9D9D9"/>
-              <w:left w:val="single" w:sz="4" w:space="0" w:color="D9D9D9"/>
-              <w:bottom w:val="single" w:sz="4" w:space="0" w:color="D9D9D9"/>
-              <w:right w:val="single" w:sz="4" w:space="0" w:color="D9D9D9"/>
+              <w:top w:val="single" w:sz="6" w:space="0" w:color="E3E8EF"/>
+              <w:left w:val="nil"/>
+              <w:bottom w:val="nil"/>
+              <w:right w:val="nil"/>
             </w:tcBorders>
+            <w:tcMar>
+              <w:top w:w="140" w:type="dxa"/>
+              <w:start w:w="0" w:type="dxa"/>
+              <w:bottom w:w="140" w:type="dxa"/>
+              <w:end w:w="0" w:type="dxa"/>
+            </w:tcMar>
           </w:tcPr>
           <w:p>
             <w:pPr>
-              <w:spacing w:after="40" w:before="40" w:line="264" w:lineRule="auto"/>
+              <w:spacing w:before="0" w:after="0" w:line="264" w:lineRule="auto"/>
             </w:pPr>
-            <w:r/>
             <w:r>
               <w:rPr>
-                <w:rFonts w:ascii="Calibri" w:hAnsi="Calibri" w:cs="Calibri" w:eastAsia="Calibri"/>
-                <w:color w:val="2A2A2A"/>
-                <w:sz w:val="20"/>
+                <w:rFonts w:ascii="Aptos Display" w:hAnsi="Aptos Display" w:cs="Aptos Display" w:eastAsia="Aptos Display"/>
+                <w:b/>
+                <w:i w:val="0"/>
+                <w:color w:val="045AA9"/>
+                <w:sz w:val="15"/>
+                <w:spacing w:val="22"/>
               </w:rPr>
-              <w:t>Cost share</w:t>
+              <w:t>SUBMISSION PORTAL AND DIRECT URL</w:t>
             </w:r>
           </w:p>
-        </w:tc>
-        <w:tc>
-          <w:tcPr>
-            <w:tcW w:type="dxa" w:w="7272"/>
-            <w:tcBorders>
-              <w:top w:val="single" w:sz="4" w:space="0" w:color="D9D9D9"/>
-              <w:left w:val="single" w:sz="4" w:space="0" w:color="D9D9D9"/>
-              <w:bottom w:val="single" w:sz="4" w:space="0" w:color="D9D9D9"/>
-              <w:right w:val="single" w:sz="4" w:space="0" w:color="D9D9D9"/>
-            </w:tcBorders>
-          </w:tcPr>
           <w:p>
             <w:pPr>
-              <w:spacing w:after="40" w:before="40" w:line="264" w:lineRule="auto"/>
+              <w:spacing w:before="60" w:after="0" w:line="302" w:lineRule="auto"/>
             </w:pPr>
-            <w:r/>
             <w:r>
               <w:rPr>
-                <w:rFonts w:ascii="Calibri" w:hAnsi="Calibri" w:cs="Calibri" w:eastAsia="Calibri"/>
+                <w:rFonts w:ascii="Aptos" w:hAnsi="Aptos" w:cs="Aptos" w:eastAsia="Aptos"/>
+                <w:b w:val="0"/>
+                <w:i w:val="0"/>
                 <w:color w:val="2A2A2A"/>
-                <w:sz w:val="20"/>
+                <w:sz w:val="19"/>
               </w:rPr>
-              <w:t>$0. None required at Phase I. A 1:1 third-party cash match applies only to a third Phase II award, which this application does not trigger.</w:t>
+              <w:t xml:space="preserve">DOE SBIR/STTR Acquisition Management Portal (AMP), </w:t>
+            </w:r>
+            <w:r>
+              <w:rPr>
+                <w:rFonts w:ascii="Aptos" w:hAnsi="Aptos" w:cs="Aptos" w:eastAsia="Aptos"/>
+                <w:b w:val="0"/>
+                <w:i w:val="0"/>
+                <w:color w:val="045AA9"/>
+                <w:sz w:val="19"/>
+              </w:rPr>
+              <w:t>sbirsttr-amp.ati.org</w:t>
+            </w:r>
+            <w:r>
+              <w:rPr>
+                <w:rFonts w:ascii="Aptos" w:hAnsi="Aptos" w:cs="Aptos" w:eastAsia="Aptos"/>
+                <w:b w:val="0"/>
+                <w:i w:val="0"/>
+                <w:color w:val="2A2A2A"/>
+                <w:sz w:val="19"/>
+              </w:rPr>
+              <w:t xml:space="preserve">. Account requests at </w:t>
+            </w:r>
+            <w:r>
+              <w:rPr>
+                <w:rFonts w:ascii="Aptos" w:hAnsi="Aptos" w:cs="Aptos" w:eastAsia="Aptos"/>
+                <w:b w:val="0"/>
+                <w:i w:val="0"/>
+                <w:color w:val="045AA9"/>
+                <w:sz w:val="19"/>
+              </w:rPr>
+              <w:t>register.ati.org</w:t>
+            </w:r>
+            <w:r>
+              <w:rPr>
+                <w:rFonts w:ascii="Aptos" w:hAnsi="Aptos" w:cs="Aptos" w:eastAsia="Aptos"/>
+                <w:b w:val="0"/>
+                <w:i w:val="0"/>
+                <w:color w:val="2A2A2A"/>
+                <w:sz w:val="19"/>
+              </w:rPr>
+              <w:t xml:space="preserve">. Opportunity page: </w:t>
+            </w:r>
+            <w:r>
+              <w:rPr>
+                <w:rFonts w:ascii="Aptos" w:hAnsi="Aptos" w:cs="Aptos" w:eastAsia="Aptos"/>
+                <w:b w:val="0"/>
+                <w:i w:val="0"/>
+                <w:color w:val="045AA9"/>
+                <w:sz w:val="19"/>
+              </w:rPr>
+              <w:t>sbir-sttr.connectwerx.org/portfolio-items/fy26genesismission</w:t>
             </w:r>
           </w:p>
         </w:tc>
       </w:tr>
+    </w:tbl>
+    <w:p>
+      <w:pPr>
+        <w:spacing w:before="0" w:after="120" w:line="240" w:lineRule="auto"/>
+      </w:pPr>
+    </w:p>
+    <w:tbl>
+      <w:tblPr>
+        <w:tblW w:type="auto" w:w="0"/>
+        <w:jc w:val="left"/>
+        <w:tblLayout w:type="fixed"/>
+        <w:tblLook w:firstColumn="1" w:firstRow="1" w:lastColumn="0" w:lastRow="0" w:noHBand="0" w:noVBand="1" w:val="04A0"/>
+        <w:tblInd w:w="0" w:type="dxa"/>
+        <w:tblLayout w:type="fixed"/>
+      </w:tblPr>
+      <w:tblGrid>
+        <w:gridCol w:w="9360"/>
+      </w:tblGrid>
       <w:tr>
         <w:tc>
           <w:tcPr>
-            <w:tcW w:type="dxa" w:w="2088"/>
+            <w:tcW w:type="dxa" w:w="9360"/>
             <w:tcBorders>
-              <w:top w:val="single" w:sz="4" w:space="0" w:color="D9D9D9"/>
-              <w:left w:val="single" w:sz="4" w:space="0" w:color="D9D9D9"/>
-              <w:bottom w:val="single" w:sz="4" w:space="0" w:color="D9D9D9"/>
-              <w:right w:val="single" w:sz="4" w:space="0" w:color="D9D9D9"/>
+              <w:top w:val="nil"/>
+              <w:left w:val="nil"/>
+              <w:bottom w:val="nil"/>
+              <w:right w:val="nil"/>
             </w:tcBorders>
+            <w:tcMar>
+              <w:top w:w="0" w:type="dxa"/>
+              <w:start w:w="0" w:type="dxa"/>
+              <w:bottom w:w="0" w:type="dxa"/>
+              <w:end w:w="0" w:type="dxa"/>
+            </w:tcMar>
+            <w:shd w:val="clear" w:color="auto" w:fill="F2F7FC"/>
+            <w:tcMar>
+              <w:top w:w="220" w:type="dxa"/>
+              <w:start w:w="360" w:type="dxa"/>
+              <w:bottom w:w="220" w:type="dxa"/>
+              <w:end w:w="360" w:type="dxa"/>
+            </w:tcMar>
           </w:tcPr>
           <w:p>
             <w:pPr>
-              <w:spacing w:after="40" w:before="40" w:line="264" w:lineRule="auto"/>
+              <w:spacing w:before="0" w:after="0" w:line="276" w:lineRule="auto"/>
             </w:pPr>
-            <w:r/>
             <w:r>
               <w:rPr>
-                <w:rFonts w:ascii="Calibri" w:hAnsi="Calibri" w:cs="Calibri" w:eastAsia="Calibri"/>
-                <w:color w:val="2A2A2A"/>
-                <w:sz w:val="20"/>
+                <w:rFonts w:ascii="Aptos Display" w:hAnsi="Aptos Display" w:cs="Aptos Display" w:eastAsia="Aptos Display"/>
+                <w:b/>
+                <w:i w:val="0"/>
+                <w:color w:val="045AA9"/>
+                <w:sz w:val="17"/>
+                <w:spacing w:val="24"/>
               </w:rPr>
-              <w:t>Close date and time zone</w:t>
+              <w:t>WINDOW VERIFIED</w:t>
             </w:r>
           </w:p>
-        </w:tc>
-        <w:tc>
-          <w:tcPr>
-            <w:tcW w:type="dxa" w:w="7272"/>
-            <w:tcBorders>
-              <w:top w:val="single" w:sz="4" w:space="0" w:color="D9D9D9"/>
-              <w:left w:val="single" w:sz="4" w:space="0" w:color="D9D9D9"/>
-              <w:bottom w:val="single" w:sz="4" w:space="0" w:color="D9D9D9"/>
-              <w:right w:val="single" w:sz="4" w:space="0" w:color="D9D9D9"/>
-            </w:tcBorders>
-          </w:tcPr>
           <w:p>
             <w:pPr>
-              <w:spacing w:after="40" w:before="40" w:line="264" w:lineRule="auto"/>
+              <w:spacing w:before="100" w:after="0" w:line="317" w:lineRule="auto"/>
+              <w:ind w:left="200"/>
+              <w:pBdr>
+                <w:left w:val="single" w:sz="12" w:space="6" w:color="045AA9"/>
+              </w:pBdr>
             </w:pPr>
-            <w:r/>
             <w:r>
               <w:rPr>
-                <w:rFonts w:ascii="Calibri" w:hAnsi="Calibri" w:cs="Calibri" w:eastAsia="Calibri"/>
-                <w:color w:val="2A2A2A"/>
-                <w:sz w:val="20"/>
-              </w:rPr>
-              <w:t>Thursday, September 10, 2026 at 2:00 PM Eastern Time. Late submissions are not accepted. A submitted pitch may be edited and its files replaced up to the deadline.</w:t>
-            </w:r>
-          </w:p>
-        </w:tc>
-      </w:tr>
-      <w:tr>
-        <w:tc>
-          <w:tcPr>
-            <w:tcW w:type="dxa" w:w="2088"/>
-            <w:tcBorders>
-              <w:top w:val="single" w:sz="4" w:space="0" w:color="D9D9D9"/>
-              <w:left w:val="single" w:sz="4" w:space="0" w:color="D9D9D9"/>
-              <w:bottom w:val="single" w:sz="4" w:space="0" w:color="D9D9D9"/>
-              <w:right w:val="single" w:sz="4" w:space="0" w:color="D9D9D9"/>
-            </w:tcBorders>
-          </w:tcPr>
-          <w:p>
-            <w:pPr>
-              <w:spacing w:after="40" w:before="40" w:line="264" w:lineRule="auto"/>
-            </w:pPr>
-            <w:r/>
-            <w:r>
-              <w:rPr>
-                <w:rFonts w:ascii="Calibri" w:hAnsi="Calibri" w:cs="Calibri" w:eastAsia="Calibri"/>
-                <w:color w:val="2A2A2A"/>
-                <w:sz w:val="20"/>
-              </w:rPr>
-              <w:t>Submission portal</w:t>
-            </w:r>
-          </w:p>
-        </w:tc>
-        <w:tc>
-          <w:tcPr>
-            <w:tcW w:type="dxa" w:w="7272"/>
-            <w:tcBorders>
-              <w:top w:val="single" w:sz="4" w:space="0" w:color="D9D9D9"/>
-              <w:left w:val="single" w:sz="4" w:space="0" w:color="D9D9D9"/>
-              <w:bottom w:val="single" w:sz="4" w:space="0" w:color="D9D9D9"/>
-              <w:right w:val="single" w:sz="4" w:space="0" w:color="D9D9D9"/>
-            </w:tcBorders>
-          </w:tcPr>
-          <w:p>
-            <w:pPr>
-              <w:spacing w:after="40" w:before="40" w:line="264" w:lineRule="auto"/>
-            </w:pPr>
-            <w:r/>
-            <w:r>
-              <w:rPr>
-                <w:rFonts w:ascii="Calibri" w:hAnsi="Calibri" w:cs="Calibri" w:eastAsia="Calibri"/>
-                <w:color w:val="2A2A2A"/>
-                <w:sz w:val="20"/>
-              </w:rPr>
-              <w:t>DOE SBIR/STTR Acquisition Management Portal (AMP), https://sbirsttr-amp.ati.org/  Account requests at https://register.ati.org/</w:t>
-            </w:r>
-          </w:p>
-        </w:tc>
-      </w:tr>
-      <w:tr>
-        <w:tc>
-          <w:tcPr>
-            <w:tcW w:type="dxa" w:w="2088"/>
-            <w:tcBorders>
-              <w:top w:val="single" w:sz="4" w:space="0" w:color="D9D9D9"/>
-              <w:left w:val="single" w:sz="4" w:space="0" w:color="D9D9D9"/>
-              <w:bottom w:val="single" w:sz="4" w:space="0" w:color="D9D9D9"/>
-              <w:right w:val="single" w:sz="4" w:space="0" w:color="D9D9D9"/>
-            </w:tcBorders>
-          </w:tcPr>
-          <w:p>
-            <w:pPr>
-              <w:spacing w:after="40" w:before="40" w:line="264" w:lineRule="auto"/>
-            </w:pPr>
-            <w:r/>
-            <w:r>
-              <w:rPr>
-                <w:rFonts w:ascii="Calibri" w:hAnsi="Calibri" w:cs="Calibri" w:eastAsia="Calibri"/>
-                <w:color w:val="2A2A2A"/>
-                <w:sz w:val="20"/>
-              </w:rPr>
-              <w:t>Direct URL</w:t>
-            </w:r>
-          </w:p>
-        </w:tc>
-        <w:tc>
-          <w:tcPr>
-            <w:tcW w:type="dxa" w:w="7272"/>
-            <w:tcBorders>
-              <w:top w:val="single" w:sz="4" w:space="0" w:color="D9D9D9"/>
-              <w:left w:val="single" w:sz="4" w:space="0" w:color="D9D9D9"/>
-              <w:bottom w:val="single" w:sz="4" w:space="0" w:color="D9D9D9"/>
-              <w:right w:val="single" w:sz="4" w:space="0" w:color="D9D9D9"/>
-            </w:tcBorders>
-          </w:tcPr>
-          <w:p>
-            <w:pPr>
-              <w:spacing w:after="40" w:before="40" w:line="264" w:lineRule="auto"/>
-            </w:pPr>
-            <w:r/>
-            <w:r>
-              <w:rPr>
-                <w:rFonts w:ascii="Calibri" w:hAnsi="Calibri" w:cs="Calibri" w:eastAsia="Calibri"/>
-                <w:color w:val="2A2A2A"/>
-                <w:sz w:val="20"/>
-              </w:rPr>
-              <w:t>https://sbir-sttr.connectwerx.org/portfolio-items/fy26genesismission/</w:t>
-            </w:r>
-          </w:p>
-        </w:tc>
-      </w:tr>
-      <w:tr>
-        <w:tc>
-          <w:tcPr>
-            <w:tcW w:type="dxa" w:w="2088"/>
-            <w:tcBorders>
-              <w:top w:val="single" w:sz="4" w:space="0" w:color="D9D9D9"/>
-              <w:left w:val="single" w:sz="4" w:space="0" w:color="D9D9D9"/>
-              <w:bottom w:val="single" w:sz="4" w:space="0" w:color="D9D9D9"/>
-              <w:right w:val="single" w:sz="4" w:space="0" w:color="D9D9D9"/>
-            </w:tcBorders>
-          </w:tcPr>
-          <w:p>
-            <w:pPr>
-              <w:spacing w:after="40" w:before="40" w:line="264" w:lineRule="auto"/>
-            </w:pPr>
-            <w:r/>
-            <w:r>
-              <w:rPr>
-                <w:rFonts w:ascii="Calibri" w:hAnsi="Calibri" w:cs="Calibri" w:eastAsia="Calibri"/>
-                <w:color w:val="2A2A2A"/>
-                <w:sz w:val="20"/>
-              </w:rPr>
-              <w:t>Window verified</w:t>
-            </w:r>
-          </w:p>
-        </w:tc>
-        <w:tc>
-          <w:tcPr>
-            <w:tcW w:type="dxa" w:w="7272"/>
-            <w:tcBorders>
-              <w:top w:val="single" w:sz="4" w:space="0" w:color="D9D9D9"/>
-              <w:left w:val="single" w:sz="4" w:space="0" w:color="D9D9D9"/>
-              <w:bottom w:val="single" w:sz="4" w:space="0" w:color="D9D9D9"/>
-              <w:right w:val="single" w:sz="4" w:space="0" w:color="D9D9D9"/>
-            </w:tcBorders>
-          </w:tcPr>
-          <w:p>
-            <w:pPr>
-              <w:spacing w:after="40" w:before="40" w:line="264" w:lineRule="auto"/>
-            </w:pPr>
-            <w:r/>
-            <w:r>
-              <w:rPr>
-                <w:rFonts w:ascii="Calibri" w:hAnsi="Calibri" w:cs="Calibri" w:eastAsia="Calibri"/>
+                <w:rFonts w:ascii="Aptos" w:hAnsi="Aptos" w:cs="Aptos" w:eastAsia="Aptos"/>
+                <w:b w:val="0"/>
+                <w:i w:val="0"/>
                 <w:color w:val="2A2A2A"/>
                 <w:sz w:val="20"/>
               </w:rPr>
@@ -722,21 +1058,105 @@
     </w:tbl>
     <w:p>
       <w:pPr>
-        <w:spacing w:before="280"/>
+        <w:spacing w:before="0" w:after="200" w:line="240" w:lineRule="auto"/>
       </w:pPr>
-      <w:r>
-        <w:rPr>
-          <w:rFonts w:ascii="Calibri" w:hAnsi="Calibri" w:cs="Calibri" w:eastAsia="Calibri"/>
-          <w:i/>
-          <w:color w:val="666666"/>
-          <w:sz w:val="17"/>
-        </w:rPr>
-        <w:t>PlastiBioFuel LLC | 12380 Iveson Drive, Haslet, TX 76052 | Michael David Ward, Founder and CEO | michael@plastibiofuel.com | 817-319-7383 | UEI KQAWZ54RDUM8 | CAGE 175D6</w:t>
-      </w:r>
     </w:p>
+    <w:tbl>
+      <w:tblPr>
+        <w:tblW w:type="auto" w:w="0"/>
+        <w:jc w:val="left"/>
+        <w:tblLayout w:type="fixed"/>
+        <w:tblLook w:firstColumn="1" w:firstRow="1" w:lastColumn="0" w:lastRow="0" w:noHBand="0" w:noVBand="1" w:val="04A0"/>
+        <w:tblInd w:w="0" w:type="dxa"/>
+        <w:tblLayout w:type="fixed"/>
+      </w:tblPr>
+      <w:tblGrid>
+        <w:gridCol w:w="4680"/>
+        <w:gridCol w:w="4680"/>
+      </w:tblGrid>
+      <w:tr>
+        <w:tc>
+          <w:tcPr>
+            <w:tcW w:type="dxa" w:w="6192"/>
+            <w:tcMar>
+              <w:top w:w="0" w:type="dxa"/>
+              <w:start w:w="0" w:type="dxa"/>
+              <w:bottom w:w="0" w:type="dxa"/>
+              <w:end w:w="0" w:type="dxa"/>
+            </w:tcMar>
+            <w:tcBorders>
+              <w:top w:val="single" w:sz="6" w:space="0" w:color="E3E8EF"/>
+              <w:left w:val="nil"/>
+              <w:bottom w:val="nil"/>
+              <w:right w:val="nil"/>
+            </w:tcBorders>
+            <w:tcMar>
+              <w:top w:w="140" w:type="dxa"/>
+              <w:start w:w="0" w:type="dxa"/>
+              <w:bottom w:w="0" w:type="dxa"/>
+              <w:end w:w="0" w:type="dxa"/>
+            </w:tcMar>
+          </w:tcPr>
+          <w:p>
+            <w:pPr>
+              <w:spacing w:before="0" w:after="0" w:line="300" w:lineRule="auto"/>
+            </w:pPr>
+            <w:r>
+              <w:rPr>
+                <w:rFonts w:ascii="Aptos" w:hAnsi="Aptos" w:cs="Aptos" w:eastAsia="Aptos"/>
+                <w:b w:val="0"/>
+                <w:i w:val="0"/>
+                <w:color w:val="6B7684"/>
+                <w:sz w:val="16"/>
+              </w:rPr>
+              <w:t>PlastiBioFuel LLC  ·  12380 Iveson Drive, Haslet, TX 76052  ·  michael@plastibiofuel.com  ·  817-319-7383</w:t>
+            </w:r>
+          </w:p>
+        </w:tc>
+        <w:tc>
+          <w:tcPr>
+            <w:tcW w:type="dxa" w:w="3168"/>
+            <w:tcMar>
+              <w:top w:w="0" w:type="dxa"/>
+              <w:start w:w="0" w:type="dxa"/>
+              <w:bottom w:w="0" w:type="dxa"/>
+              <w:end w:w="0" w:type="dxa"/>
+            </w:tcMar>
+            <w:tcBorders>
+              <w:top w:val="single" w:sz="6" w:space="0" w:color="E3E8EF"/>
+              <w:left w:val="nil"/>
+              <w:bottom w:val="nil"/>
+              <w:right w:val="nil"/>
+            </w:tcBorders>
+            <w:tcMar>
+              <w:top w:w="140" w:type="dxa"/>
+              <w:start w:w="0" w:type="dxa"/>
+              <w:bottom w:w="0" w:type="dxa"/>
+              <w:end w:w="0" w:type="dxa"/>
+            </w:tcMar>
+          </w:tcPr>
+          <w:p>
+            <w:pPr>
+              <w:spacing w:before="0" w:after="0" w:line="300" w:lineRule="auto"/>
+              <w:jc w:val="right"/>
+            </w:pPr>
+            <w:r>
+              <w:rPr>
+                <w:rFonts w:ascii="Aptos" w:hAnsi="Aptos" w:cs="Aptos" w:eastAsia="Aptos"/>
+                <w:b w:val="0"/>
+                <w:i w:val="0"/>
+                <w:color w:val="6B7684"/>
+                <w:sz w:val="16"/>
+              </w:rPr>
+              <w:t>UEI KQAWZ54RDUM8  ·  CAGE 175D6</w:t>
+            </w:r>
+          </w:p>
+        </w:tc>
+      </w:tr>
+    </w:tbl>
     <w:sectPr>
       <w:pgSz w:w="12240" w:h="15840"/>
-      <w:pgMar w:top="1440" w:right="1440" w:bottom="1440" w:left="1440" w:header="720" w:footer="720" w:gutter="0"/>
+      <w:pgMar w:top="792" w:right="1440" w:bottom="1008" w:left="1440" w:header="720" w:footer="720" w:gutter="0"/>
       <w:cols w:space="720"/>
       <w:docGrid w:linePitch="360"/>
     </w:sectPr>
@@ -1108,12 +1528,13 @@
     <w:qFormat/>
     <w:rsid w:val="00FC693F"/>
     <w:pPr>
-      <w:spacing w:line="276" w:lineRule="auto" w:after="120"/>
+      <w:spacing w:line="283" w:lineRule="auto" w:after="120"/>
     </w:pPr>
     <w:rPr>
-      <w:rFonts w:ascii="Calibri" w:hAnsi="Calibri" w:cs="Calibri" w:eastAsia="Calibri"/>
+      <w:rFonts w:ascii="Aptos" w:hAnsi="Aptos" w:cs="Aptos" w:eastAsia="Aptos"/>
+      <w:rFonts w:ascii="Aptos" w:hAnsi="Aptos"/>
       <w:color w:val="2A2A2A"/>
-      <w:sz w:val="22"/>
+      <w:sz w:val="21"/>
     </w:rPr>
   </w:style>
   <w:style w:type="paragraph" w:styleId="Header">
